--- a/docs/livrables/PortFlow_Rapport_Technique.docx
+++ b/docs/livrables/PortFlow_Rapport_Technique.docx
@@ -446,7 +446,7 @@
           <w:sz w:val="36"/>
           <w:szCs w:val="36"/>
         </w:rPr>
-        <w:t>RAPPORT TECHNIQUE N°05/07/2026</w:t>
+        <w:t>RAPPORT TECHNIQUE N°06/07/2026</w:t>
       </w:r>
       <w:r/>
       <w:r>
@@ -3946,6 +3946,68 @@
     </w:p>
     <w:p>
       <w:pPr>
+        <w:spacing w:before="120" w:after="40"/>
+        <w:jc w:val="center"/>
+        <w:pBdr>
+          <w:top w:val="single" w:sz="4" w:space="4" w:color="B9CDDC"/>
+          <w:left w:val="single" w:sz="4" w:space="4" w:color="B9CDDC"/>
+          <w:bottom w:val="single" w:sz="4" w:space="4" w:color="B9CDDC"/>
+          <w:right w:val="single" w:sz="4" w:space="4" w:color="B9CDDC"/>
+        </w:pBdr>
+      </w:pPr>
+      <w:r>
+        <w:drawing>
+          <wp:inline xmlns:a="http://schemas.openxmlformats.org/drawingml/2006/main" xmlns:pic="http://schemas.openxmlformats.org/drawingml/2006/picture">
+            <wp:extent cx="5486400" cy="3086100"/>
+            <wp:docPr id="1827121789" name="Picture 1827121789"/>
+            <wp:cNvGraphicFramePr>
+              <a:graphicFrameLocks noChangeAspect="1"/>
+            </wp:cNvGraphicFramePr>
+            <a:graphic>
+              <a:graphicData uri="http://schemas.openxmlformats.org/drawingml/2006/picture">
+                <pic:pic>
+                  <pic:nvPicPr>
+                    <pic:cNvPr id="0" name="dashboard.png"/>
+                    <pic:cNvPicPr/>
+                  </pic:nvPicPr>
+                  <pic:blipFill>
+                    <a:blip r:embed="rId30"/>
+                    <a:stretch>
+                      <a:fillRect/>
+                    </a:stretch>
+                  </pic:blipFill>
+                  <pic:spPr>
+                    <a:xfrm>
+                      <a:off x="0" y="0"/>
+                      <a:ext cx="5486400" cy="3086100"/>
+                    </a:xfrm>
+                    <a:prstGeom prst="rect"/>
+                  </pic:spPr>
+                </pic:pic>
+              </a:graphicData>
+            </a:graphic>
+          </wp:inline>
+        </w:drawing>
+      </w:r>
+    </w:p>
+    <w:p>
+      <w:pPr>
+        <w:spacing w:after="200"/>
+        <w:jc w:val="center"/>
+      </w:pPr>
+      <w:r>
+        <w:rPr>
+          <w:rFonts w:ascii="Garamond" w:hAnsi="Garamond"/>
+          <w:b w:val="0"/>
+          <w:i/>
+          <w:color w:val="595959"/>
+          <w:sz w:val="20"/>
+        </w:rPr>
+        <w:t>Figure 1 — Le tableau de bord public : bandeau d’identité, cinq indicateurs clés, carte des trois axes et de leurs tronçons, panneau des alertes et de l’état des axes.</w:t>
+      </w:r>
+    </w:p>
+    <w:p>
+      <w:pPr>
         <w:pStyle w:val="Titre3"/>
         <w:spacing w:before="200" w:after="120"/>
       </w:pPr>
@@ -4414,6 +4476,68 @@
     </w:p>
     <w:p>
       <w:pPr>
+        <w:spacing w:before="120" w:after="40"/>
+        <w:jc w:val="center"/>
+        <w:pBdr>
+          <w:top w:val="single" w:sz="4" w:space="4" w:color="B9CDDC"/>
+          <w:left w:val="single" w:sz="4" w:space="4" w:color="B9CDDC"/>
+          <w:bottom w:val="single" w:sz="4" w:space="4" w:color="B9CDDC"/>
+          <w:right w:val="single" w:sz="4" w:space="4" w:color="B9CDDC"/>
+        </w:pBdr>
+      </w:pPr>
+      <w:r>
+        <w:drawing>
+          <wp:inline xmlns:a="http://schemas.openxmlformats.org/drawingml/2006/main" xmlns:pic="http://schemas.openxmlformats.org/drawingml/2006/picture">
+            <wp:extent cx="5486400" cy="3086100"/>
+            <wp:docPr id="1827121790" name="Picture 1827121790"/>
+            <wp:cNvGraphicFramePr>
+              <a:graphicFrameLocks noChangeAspect="1"/>
+            </wp:cNvGraphicFramePr>
+            <a:graphic>
+              <a:graphicData uri="http://schemas.openxmlformats.org/drawingml/2006/picture">
+                <pic:pic>
+                  <pic:nvPicPr>
+                    <pic:cNvPr id="0" name="ia.png"/>
+                    <pic:cNvPicPr/>
+                  </pic:nvPicPr>
+                  <pic:blipFill>
+                    <a:blip r:embed="rId31"/>
+                    <a:stretch>
+                      <a:fillRect/>
+                    </a:stretch>
+                  </pic:blipFill>
+                  <pic:spPr>
+                    <a:xfrm>
+                      <a:off x="0" y="0"/>
+                      <a:ext cx="5486400" cy="3086100"/>
+                    </a:xfrm>
+                    <a:prstGeom prst="rect"/>
+                  </pic:spPr>
+                </pic:pic>
+              </a:graphicData>
+            </a:graphic>
+          </wp:inline>
+        </w:drawing>
+      </w:r>
+    </w:p>
+    <w:p>
+      <w:pPr>
+        <w:spacing w:after="200"/>
+        <w:jc w:val="center"/>
+      </w:pPr>
+      <w:r>
+        <w:rPr>
+          <w:rFonts w:ascii="Garamond" w:hAnsi="Garamond"/>
+          <w:b w:val="0"/>
+          <w:i/>
+          <w:color w:val="595959"/>
+          <w:sz w:val="20"/>
+        </w:rPr>
+        <w:t>Figure 2 — L’assistant IA : recommandations automatiques ancrées dans les données réelles, suggestions contextuelles adaptées à l’état du réseau, et réponse chiffrée à une question (ratios, retards, niveaux et prévisions du jour cités).</w:t>
+      </w:r>
+    </w:p>
+    <w:p>
+      <w:pPr>
         <w:pStyle w:val="Titre2"/>
         <w:spacing w:before="280" w:after="160"/>
       </w:pPr>
@@ -4557,6 +4681,68 @@
           <w:sz w:val="24"/>
         </w:rPr>
         <w:t>Une page publique documente la méthodologie complète du système : dispositif de mesure, axes surveillés (valeurs réelles de la configuration), grille des niveaux, principe d'auto-calibrage, modèle prédictif (métadonnées réelles), canaux d'alerte — et une section « Limites connues » assumant les approximations du système. Elle est accessible à tous depuis la navigation.</w:t>
+      </w:r>
+    </w:p>
+    <w:p>
+      <w:pPr>
+        <w:spacing w:before="120" w:after="40"/>
+        <w:jc w:val="center"/>
+        <w:pBdr>
+          <w:top w:val="single" w:sz="4" w:space="4" w:color="B9CDDC"/>
+          <w:left w:val="single" w:sz="4" w:space="4" w:color="B9CDDC"/>
+          <w:bottom w:val="single" w:sz="4" w:space="4" w:color="B9CDDC"/>
+          <w:right w:val="single" w:sz="4" w:space="4" w:color="B9CDDC"/>
+        </w:pBdr>
+      </w:pPr>
+      <w:r>
+        <w:drawing>
+          <wp:inline xmlns:a="http://schemas.openxmlformats.org/drawingml/2006/main" xmlns:pic="http://schemas.openxmlformats.org/drawingml/2006/picture">
+            <wp:extent cx="5486400" cy="3086100"/>
+            <wp:docPr id="1827121791" name="Picture 1827121791"/>
+            <wp:cNvGraphicFramePr>
+              <a:graphicFrameLocks noChangeAspect="1"/>
+            </wp:cNvGraphicFramePr>
+            <a:graphic>
+              <a:graphicData uri="http://schemas.openxmlformats.org/drawingml/2006/picture">
+                <pic:pic>
+                  <pic:nvPicPr>
+                    <pic:cNvPr id="0" name="methodologie.png"/>
+                    <pic:cNvPicPr/>
+                  </pic:nvPicPr>
+                  <pic:blipFill>
+                    <a:blip r:embed="rId32"/>
+                    <a:stretch>
+                      <a:fillRect/>
+                    </a:stretch>
+                  </pic:blipFill>
+                  <pic:spPr>
+                    <a:xfrm>
+                      <a:off x="0" y="0"/>
+                      <a:ext cx="5486400" cy="3086100"/>
+                    </a:xfrm>
+                    <a:prstGeom prst="rect"/>
+                  </pic:spPr>
+                </pic:pic>
+              </a:graphicData>
+            </a:graphic>
+          </wp:inline>
+        </w:drawing>
+      </w:r>
+    </w:p>
+    <w:p>
+      <w:pPr>
+        <w:spacing w:after="200"/>
+        <w:jc w:val="center"/>
+      </w:pPr>
+      <w:r>
+        <w:rPr>
+          <w:rFonts w:ascii="Garamond" w:hAnsi="Garamond"/>
+          <w:b w:val="0"/>
+          <w:i/>
+          <w:color w:val="595959"/>
+          <w:sz w:val="20"/>
+        </w:rPr>
+        <w:t>Figure 3 — La page Méthodologie publique : dispositif de mesure, axes surveillés (valeurs lues dans la configuration réelle) et grille des niveaux de congestion — au service de la transparence.</w:t>
       </w:r>
     </w:p>
     <w:p>
@@ -6048,7 +6234,7 @@
           <w:i w:val="0"/>
           <w:sz w:val="24"/>
         </w:rPr>
-        <w:t>Document établi le 05/07/2026. Validé par : Direction des Études Économiques, de la Stratégie et de la Planification — Département Études Économiques et Financières.</w:t>
+        <w:t>Document établi le 06/07/2026. Validé par : Direction des Études Économiques, de la Stratégie et de la Planification — Département Études Économiques et Financières.</w:t>
       </w:r>
     </w:p>
     <w:p>
@@ -6551,7 +6737,7 @@
           <w:color w:val="595959"/>
           <w:sz w:val="20"/>
         </w:rPr>
-        <w:t>FlowPort — Port Autonome d'Abidjan · rapport technique de référence · 05/07/2026</w:t>
+        <w:t>FlowPort — Port Autonome d'Abidjan · rapport technique de référence · 06/07/2026</w:t>
       </w:r>
     </w:p>
     <w:sectPr>
